--- a/templates/template_report_kalibrasi_besland.docx
+++ b/templates/template_report_kalibrasi_besland.docx
@@ -249,27 +249,7 @@
                 <w:szCs w:val="24"/>
                 <w:lang w:val="en-US"/>
               </w:rPr>
-              <w:t>{#cod_</w:t>
-            </w:r>
-            <w:proofErr w:type="gramStart"/>
-            <w:r>
-              <w:rPr>
-                <w:rFonts w:ascii="Times New Roman" w:eastAsia="Times New Roman" w:hAnsi="Times New Roman" w:cs="Times New Roman"/>
-                <w:sz w:val="24"/>
-                <w:szCs w:val="24"/>
-                <w:lang w:val="en-US"/>
-              </w:rPr>
-              <w:t>rows}{</w:t>
-            </w:r>
-            <w:proofErr w:type="gramEnd"/>
-            <w:r>
-              <w:rPr>
-                <w:rFonts w:ascii="Times New Roman" w:eastAsia="Times New Roman" w:hAnsi="Times New Roman" w:cs="Times New Roman"/>
-                <w:sz w:val="24"/>
-                <w:szCs w:val="24"/>
-                <w:lang w:val="en-US"/>
-              </w:rPr>
-              <w:t>COD}</w:t>
+              <w:t>{#cod_rows}{COD}</w:t>
             </w:r>
           </w:p>
         </w:tc>
@@ -2236,9 +2216,8 @@
                 <w:szCs w:val="24"/>
                 <w:lang w:val="en-US"/>
               </w:rPr>
-              <w:t>showNh3</w:t>
-            </w:r>
-            <w:proofErr w:type="gramStart"/>
+              <w:t>showNh3nRegression</w:t>
+            </w:r>
             <w:r>
               <w:rPr>
                 <w:rFonts w:ascii="Times New Roman" w:eastAsia="Times New Roman" w:hAnsi="Times New Roman" w:cs="Times New Roman"/>
@@ -2246,15 +2225,6 @@
                 <w:szCs w:val="24"/>
                 <w:lang w:val="en-US"/>
               </w:rPr>
-              <w:t>nRegression</w:t>
-            </w:r>
-            <w:r>
-              <w:rPr>
-                <w:rFonts w:ascii="Times New Roman" w:eastAsia="Times New Roman" w:hAnsi="Times New Roman" w:cs="Times New Roman"/>
-                <w:sz w:val="24"/>
-                <w:szCs w:val="24"/>
-                <w:lang w:val="en-US"/>
-              </w:rPr>
               <w:t>}</w:t>
             </w:r>
             <w:r>
@@ -2263,16 +2233,7 @@
                 <w:sz w:val="24"/>
                 <w:szCs w:val="24"/>
               </w:rPr>
-              <w:t>Persamaan</w:t>
-            </w:r>
-            <w:proofErr w:type="gramEnd"/>
-            <w:r>
-              <w:rPr>
-                <w:rFonts w:ascii="Times New Roman" w:eastAsia="Times New Roman" w:hAnsi="Times New Roman" w:cs="Times New Roman"/>
-                <w:sz w:val="24"/>
-                <w:szCs w:val="24"/>
-              </w:rPr>
-              <w:t xml:space="preserve"> kalibrasi</w:t>
+              <w:t>Persamaan kalibrasi</w:t>
             </w:r>
           </w:p>
         </w:tc>
@@ -4333,7 +4294,6 @@
           <w:sz w:val="24"/>
           <w:szCs w:val="24"/>
         </w:rPr>
-        <w:lastRenderedPageBreak/>
         <w:br w:type="page"/>
       </w:r>
     </w:p>
@@ -5275,8 +5235,12 @@
       </w:r>
     </w:p>
     <w:sectPr>
-      <w:headerReference w:type="default" r:id="rId8"/>
-      <w:footerReference w:type="default" r:id="rId9"/>
+      <w:headerReference w:type="even" r:id="rId8"/>
+      <w:headerReference w:type="default" r:id="rId9"/>
+      <w:footerReference w:type="even" r:id="rId10"/>
+      <w:footerReference w:type="default" r:id="rId11"/>
+      <w:headerReference w:type="first" r:id="rId12"/>
+      <w:footerReference w:type="first" r:id="rId13"/>
       <w:pgSz w:w="11906" w:h="16838"/>
       <w:pgMar w:top="1814" w:right="1440" w:bottom="1440" w:left="1440" w:header="708" w:footer="1591" w:gutter="0"/>
       <w:pgNumType w:start="1"/>
@@ -5312,6 +5276,16 @@
 </file>
 
 <file path=word/footer1.xml><?xml version="1.0" encoding="utf-8"?>
+<w:ftr xmlns:wpc="http://schemas.microsoft.com/office/word/2010/wordprocessingCanvas" xmlns:cx="http://schemas.microsoft.com/office/drawing/2014/chartex" xmlns:cx1="http://schemas.microsoft.com/office/drawing/2015/9/8/chartex" xmlns:cx2="http://schemas.microsoft.com/office/drawing/2015/10/21/chartex" xmlns:cx3="http://schemas.microsoft.com/office/drawing/2016/5/9/chartex" xmlns:cx4="http://schemas.microsoft.com/office/drawing/2016/5/10/chartex" xmlns:cx5="http://schemas.microsoft.com/office/drawing/2016/5/11/chartex" xmlns:cx6="http://schemas.microsoft.com/office/drawing/2016/5/12/chartex" xmlns:cx7="http://schemas.microsoft.com/office/drawing/2016/5/13/chartex" xmlns:cx8="http://schemas.microsoft.com/office/drawing/2016/5/14/chartex" xmlns:mc="http://schemas.openxmlformats.org/markup-compatibility/2006" xmlns:aink="http://schemas.microsoft.com/office/drawing/2016/ink" xmlns:am3d="http://schemas.microsoft.com/office/drawing/2017/model3d" xmlns:o="urn:schemas-microsoft-com:office:office" xmlns:r="http://schemas.openxmlformats.org/officeDocument/2006/relationships" xmlns:m="http://schemas.openxmlformats.org/officeDocument/2006/math" xmlns:v="urn:schemas-microsoft-com:vml" xmlns:wp14="http://schemas.microsoft.com/office/word/2010/wordprocessingDrawing" xmlns:wp="http://schemas.openxmlformats.org/drawingml/2006/wordprocessingDrawing" xmlns:w10="urn:schemas-microsoft-com:office:word" xmlns:w="http://schemas.openxmlformats.org/wordprocessingml/2006/main" xmlns:w14="http://schemas.microsoft.com/office/word/2010/wordml" xmlns:w15="http://schemas.microsoft.com/office/word/2012/wordml" xmlns:w16cex="http://schemas.microsoft.com/office/word/2018/wordml/cex" xmlns:w16cid="http://schemas.microsoft.com/office/word/2016/wordml/cid" xmlns:w16="http://schemas.microsoft.com/office/word/2018/wordml" xmlns:w16sdtdh="http://schemas.microsoft.com/office/word/2020/wordml/sdtdatahash" xmlns:w16se="http://schemas.microsoft.com/office/word/2015/wordml/symex" xmlns:wpg="http://schemas.microsoft.com/office/word/2010/wordprocessingGroup" xmlns:wpi="http://schemas.microsoft.com/office/word/2010/wordprocessingInk" xmlns:wne="http://schemas.microsoft.com/office/word/2006/wordml" xmlns:wps="http://schemas.microsoft.com/office/word/2010/wordprocessingShape" mc:Ignorable="w14 w15 w16se w16cid w16 w16cex w16sdtdh wp14">
+  <w:p>
+    <w:pPr>
+      <w:pStyle w:val="Footer"/>
+    </w:pPr>
+  </w:p>
+</w:ftr>
+</file>
+
+<file path=word/footer2.xml><?xml version="1.0" encoding="utf-8"?>
 <w:ftr xmlns:wpc="http://schemas.microsoft.com/office/word/2010/wordprocessingCanvas" xmlns:cx="http://schemas.microsoft.com/office/drawing/2014/chartex" xmlns:cx1="http://schemas.microsoft.com/office/drawing/2015/9/8/chartex" xmlns:cx2="http://schemas.microsoft.com/office/drawing/2015/10/21/chartex" xmlns:cx3="http://schemas.microsoft.com/office/drawing/2016/5/9/chartex" xmlns:cx4="http://schemas.microsoft.com/office/drawing/2016/5/10/chartex" xmlns:cx5="http://schemas.microsoft.com/office/drawing/2016/5/11/chartex" xmlns:cx6="http://schemas.microsoft.com/office/drawing/2016/5/12/chartex" xmlns:cx7="http://schemas.microsoft.com/office/drawing/2016/5/13/chartex" xmlns:cx8="http://schemas.microsoft.com/office/drawing/2016/5/14/chartex" xmlns:mc="http://schemas.openxmlformats.org/markup-compatibility/2006" xmlns:aink="http://schemas.microsoft.com/office/drawing/2016/ink" xmlns:am3d="http://schemas.microsoft.com/office/drawing/2017/model3d" xmlns:o="urn:schemas-microsoft-com:office:office" xmlns:r="http://schemas.openxmlformats.org/officeDocument/2006/relationships" xmlns:m="http://schemas.openxmlformats.org/officeDocument/2006/math" xmlns:v="urn:schemas-microsoft-com:vml" xmlns:wp14="http://schemas.microsoft.com/office/word/2010/wordprocessingDrawing" xmlns:wp="http://schemas.openxmlformats.org/drawingml/2006/wordprocessingDrawing" xmlns:w10="urn:schemas-microsoft-com:office:word" xmlns:w="http://schemas.openxmlformats.org/wordprocessingml/2006/main" xmlns:w14="http://schemas.microsoft.com/office/word/2010/wordml" xmlns:w15="http://schemas.microsoft.com/office/word/2012/wordml" xmlns:w16cex="http://schemas.microsoft.com/office/word/2018/wordml/cex" xmlns:w16cid="http://schemas.microsoft.com/office/word/2016/wordml/cid" xmlns:w16="http://schemas.microsoft.com/office/word/2018/wordml" xmlns:w16sdtdh="http://schemas.microsoft.com/office/word/2020/wordml/sdtdatahash" xmlns:w16se="http://schemas.microsoft.com/office/word/2015/wordml/symex" xmlns:wpg="http://schemas.microsoft.com/office/word/2010/wordprocessingGroup" xmlns:wpi="http://schemas.microsoft.com/office/word/2010/wordprocessingInk" xmlns:wne="http://schemas.microsoft.com/office/word/2006/wordml" xmlns:wps="http://schemas.microsoft.com/office/word/2010/wordprocessingShape" mc:Ignorable="w14 w15 w16se w16cid w16 w16cex w16sdtdh wp14">
   <w:p>
     <w:pPr>
@@ -5440,14 +5414,6 @@
     </w:r>
     <w:r>
       <w:rPr>
-        <w:color w:val="000000"/>
-        <w:sz w:val="20"/>
-        <w:szCs w:val="20"/>
-      </w:rPr>
-      <w:t>FACTORY</w:t>
-    </w:r>
-    <w:r>
-      <w:rPr>
         <w:rStyle w:val="apple-tab-span"/>
         <w:color w:val="000000"/>
         <w:sz w:val="20"/>
@@ -5496,27 +5462,25 @@
       </w:rPr>
       <w:tab/>
     </w:r>
-    <w:r>
+  </w:p>
+  <w:p>
+    <w:pPr>
+      <w:pStyle w:val="NormalWeb"/>
+      <w:spacing w:before="0" w:beforeAutospacing="0" w:after="0" w:afterAutospacing="0"/>
       <w:rPr>
         <w:color w:val="000000"/>
         <w:sz w:val="20"/>
         <w:szCs w:val="20"/>
       </w:rPr>
-      <w:t>Jl. Jakarta No. 24, Bandung 40272</w:t>
-    </w:r>
-  </w:p>
-  <w:p>
-    <w:pPr>
-      <w:pStyle w:val="NormalWeb"/>
-      <w:spacing w:before="0" w:beforeAutospacing="0" w:after="0" w:afterAutospacing="0"/>
     </w:pPr>
     <w:r>
       <w:rPr>
         <w:color w:val="000000"/>
         <w:sz w:val="20"/>
         <w:szCs w:val="20"/>
+        <w:lang w:val="id-ID"/>
       </w:rPr>
-      <w:t>HP: 0812-1432-1083</w:t>
+      <w:t>www.getsensync.com</w:t>
     </w:r>
     <w:r>
       <w:rPr>
@@ -5524,145 +5488,12 @@
         <w:color w:val="000000"/>
         <w:sz w:val="20"/>
         <w:szCs w:val="20"/>
+        <w:lang w:val="id-ID"/>
       </w:rPr>
       <w:tab/>
     </w:r>
     <w:r>
       <w:rPr>
-        <w:rStyle w:val="apple-tab-span"/>
-        <w:color w:val="000000"/>
-        <w:sz w:val="20"/>
-        <w:szCs w:val="20"/>
-      </w:rPr>
-      <w:tab/>
-    </w:r>
-    <w:r>
-      <w:rPr>
-        <w:rStyle w:val="apple-tab-span"/>
-        <w:color w:val="000000"/>
-        <w:sz w:val="20"/>
-        <w:szCs w:val="20"/>
-      </w:rPr>
-      <w:tab/>
-    </w:r>
-    <w:r>
-      <w:rPr>
-        <w:rStyle w:val="apple-tab-span"/>
-        <w:color w:val="000000"/>
-        <w:sz w:val="20"/>
-        <w:szCs w:val="20"/>
-      </w:rPr>
-      <w:tab/>
-    </w:r>
-    <w:r>
-      <w:rPr>
-        <w:color w:val="000000"/>
-        <w:sz w:val="20"/>
-        <w:szCs w:val="20"/>
-      </w:rPr>
-      <w:t xml:space="preserve">Email: </w:t>
-    </w:r>
-    <w:hyperlink r:id="rId2" w:history="1">
-      <w:r>
-        <w:rPr>
-          <w:rStyle w:val="Hyperlink"/>
-          <w:color w:val="000000"/>
-          <w:sz w:val="20"/>
-          <w:szCs w:val="20"/>
-        </w:rPr>
-        <w:t>info@getsensync.com</w:t>
-      </w:r>
-    </w:hyperlink>
-  </w:p>
-  <w:p>
-    <w:pPr>
-      <w:pBdr>
-        <w:top w:val="nil"/>
-        <w:left w:val="nil"/>
-        <w:bottom w:val="nil"/>
-        <w:right w:val="nil"/>
-        <w:between w:val="nil"/>
-      </w:pBdr>
-      <w:tabs>
-        <w:tab w:val="left" w:pos="4253"/>
-        <w:tab w:val="center" w:pos="4513"/>
-        <w:tab w:val="right" w:pos="9026"/>
-      </w:tabs>
-      <w:spacing w:after="0" w:line="240" w:lineRule="auto"/>
-      <w:ind w:left="2410"/>
-      <w:rPr>
-        <w:rFonts w:ascii="Times New Roman" w:eastAsia="Times New Roman" w:hAnsi="Times New Roman" w:cs="Times New Roman"/>
-        <w:color w:val="000000"/>
-        <w:sz w:val="20"/>
-        <w:szCs w:val="20"/>
-      </w:rPr>
-    </w:pPr>
-    <w:r>
-      <w:rPr>
-        <w:rStyle w:val="apple-tab-span"/>
-        <w:rFonts w:ascii="Times New Roman" w:hAnsi="Times New Roman" w:cs="Times New Roman"/>
-        <w:color w:val="000000"/>
-        <w:sz w:val="20"/>
-        <w:szCs w:val="20"/>
-      </w:rPr>
-      <w:tab/>
-    </w:r>
-    <w:r>
-      <w:rPr>
-        <w:rStyle w:val="apple-tab-span"/>
-        <w:rFonts w:ascii="Times New Roman" w:hAnsi="Times New Roman" w:cs="Times New Roman"/>
-        <w:color w:val="000000"/>
-        <w:sz w:val="20"/>
-        <w:szCs w:val="20"/>
-      </w:rPr>
-      <w:tab/>
-    </w:r>
-    <w:r>
-      <w:rPr>
-        <w:rStyle w:val="apple-tab-span"/>
-        <w:rFonts w:ascii="Times New Roman" w:hAnsi="Times New Roman" w:cs="Times New Roman"/>
-        <w:color w:val="000000"/>
-        <w:sz w:val="20"/>
-        <w:szCs w:val="20"/>
-        <w:lang w:val="en-US"/>
-      </w:rPr>
-      <w:t xml:space="preserve"> </w:t>
-    </w:r>
-    <w:r>
-      <w:rPr>
-        <w:rFonts w:ascii="Times New Roman" w:hAnsi="Times New Roman" w:cs="Times New Roman"/>
-        <w:color w:val="000000"/>
-        <w:sz w:val="20"/>
-        <w:szCs w:val="20"/>
-      </w:rPr>
-      <w:t>http://www.getsensync.com</w:t>
-    </w:r>
-  </w:p>
-  <w:p>
-    <w:pPr>
-      <w:pBdr>
-        <w:top w:val="nil"/>
-        <w:left w:val="nil"/>
-        <w:bottom w:val="nil"/>
-        <w:right w:val="nil"/>
-        <w:between w:val="nil"/>
-      </w:pBdr>
-      <w:tabs>
-        <w:tab w:val="center" w:pos="4513"/>
-        <w:tab w:val="right" w:pos="9026"/>
-        <w:tab w:val="left" w:pos="3402"/>
-      </w:tabs>
-      <w:spacing w:after="0" w:line="240" w:lineRule="auto"/>
-      <w:rPr>
-        <w:rFonts w:ascii="Times New Roman" w:eastAsia="Times New Roman" w:hAnsi="Times New Roman" w:cs="Times New Roman"/>
-        <w:color w:val="000000"/>
-        <w:sz w:val="20"/>
-        <w:szCs w:val="20"/>
-      </w:rPr>
-    </w:pPr>
-    <w:r>
-      <w:rPr>
-        <w:rFonts w:ascii="Times New Roman" w:eastAsia="Times New Roman" w:hAnsi="Times New Roman" w:cs="Times New Roman"/>
         <w:b/>
         <w:bCs/>
         <w:color w:val="000000"/>
@@ -5675,6 +5506,16 @@
 </w:ftr>
 </file>
 
+<file path=word/footer3.xml><?xml version="1.0" encoding="utf-8"?>
+<w:ftr xmlns:wpc="http://schemas.microsoft.com/office/word/2010/wordprocessingCanvas" xmlns:cx="http://schemas.microsoft.com/office/drawing/2014/chartex" xmlns:cx1="http://schemas.microsoft.com/office/drawing/2015/9/8/chartex" xmlns:cx2="http://schemas.microsoft.com/office/drawing/2015/10/21/chartex" xmlns:cx3="http://schemas.microsoft.com/office/drawing/2016/5/9/chartex" xmlns:cx4="http://schemas.microsoft.com/office/drawing/2016/5/10/chartex" xmlns:cx5="http://schemas.microsoft.com/office/drawing/2016/5/11/chartex" xmlns:cx6="http://schemas.microsoft.com/office/drawing/2016/5/12/chartex" xmlns:cx7="http://schemas.microsoft.com/office/drawing/2016/5/13/chartex" xmlns:cx8="http://schemas.microsoft.com/office/drawing/2016/5/14/chartex" xmlns:mc="http://schemas.openxmlformats.org/markup-compatibility/2006" xmlns:aink="http://schemas.microsoft.com/office/drawing/2016/ink" xmlns:am3d="http://schemas.microsoft.com/office/drawing/2017/model3d" xmlns:o="urn:schemas-microsoft-com:office:office" xmlns:r="http://schemas.openxmlformats.org/officeDocument/2006/relationships" xmlns:m="http://schemas.openxmlformats.org/officeDocument/2006/math" xmlns:v="urn:schemas-microsoft-com:vml" xmlns:wp14="http://schemas.microsoft.com/office/word/2010/wordprocessingDrawing" xmlns:wp="http://schemas.openxmlformats.org/drawingml/2006/wordprocessingDrawing" xmlns:w10="urn:schemas-microsoft-com:office:word" xmlns:w="http://schemas.openxmlformats.org/wordprocessingml/2006/main" xmlns:w14="http://schemas.microsoft.com/office/word/2010/wordml" xmlns:w15="http://schemas.microsoft.com/office/word/2012/wordml" xmlns:w16cex="http://schemas.microsoft.com/office/word/2018/wordml/cex" xmlns:w16cid="http://schemas.microsoft.com/office/word/2016/wordml/cid" xmlns:w16="http://schemas.microsoft.com/office/word/2018/wordml" xmlns:w16sdtdh="http://schemas.microsoft.com/office/word/2020/wordml/sdtdatahash" xmlns:w16se="http://schemas.microsoft.com/office/word/2015/wordml/symex" xmlns:wpg="http://schemas.microsoft.com/office/word/2010/wordprocessingGroup" xmlns:wpi="http://schemas.microsoft.com/office/word/2010/wordprocessingInk" xmlns:wne="http://schemas.microsoft.com/office/word/2006/wordml" xmlns:wps="http://schemas.microsoft.com/office/word/2010/wordprocessingShape" mc:Ignorable="w14 w15 w16se w16cid w16 w16cex w16sdtdh wp14">
+  <w:p>
+    <w:pPr>
+      <w:pStyle w:val="Footer"/>
+    </w:pPr>
+  </w:p>
+</w:ftr>
+</file>
+
 <file path=word/footnotes.xml><?xml version="1.0" encoding="utf-8"?>
 <w:footnotes xmlns:wpc="http://schemas.microsoft.com/office/word/2010/wordprocessingCanvas" xmlns:cx="http://schemas.microsoft.com/office/drawing/2014/chartex" xmlns:cx1="http://schemas.microsoft.com/office/drawing/2015/9/8/chartex" xmlns:cx2="http://schemas.microsoft.com/office/drawing/2015/10/21/chartex" xmlns:cx3="http://schemas.microsoft.com/office/drawing/2016/5/9/chartex" xmlns:cx4="http://schemas.microsoft.com/office/drawing/2016/5/10/chartex" xmlns:cx5="http://schemas.microsoft.com/office/drawing/2016/5/11/chartex" xmlns:cx6="http://schemas.microsoft.com/office/drawing/2016/5/12/chartex" xmlns:cx7="http://schemas.microsoft.com/office/drawing/2016/5/13/chartex" xmlns:cx8="http://schemas.microsoft.com/office/drawing/2016/5/14/chartex" xmlns:mc="http://schemas.openxmlformats.org/markup-compatibility/2006" xmlns:aink="http://schemas.microsoft.com/office/drawing/2016/ink" xmlns:am3d="http://schemas.microsoft.com/office/drawing/2017/model3d" xmlns:o="urn:schemas-microsoft-com:office:office" xmlns:r="http://schemas.openxmlformats.org/officeDocument/2006/relationships" xmlns:m="http://schemas.openxmlformats.org/officeDocument/2006/math" xmlns:v="urn:schemas-microsoft-com:vml" xmlns:wp14="http://schemas.microsoft.com/office/word/2010/wordprocessingDrawing" xmlns:wp="http://schemas.openxmlformats.org/drawingml/2006/wordprocessingDrawing" xmlns:w10="urn:schemas-microsoft-com:office:word" xmlns:w="http://schemas.openxmlformats.org/wordprocessingml/2006/main" xmlns:w14="http://schemas.microsoft.com/office/word/2010/wordml" xmlns:w15="http://schemas.microsoft.com/office/word/2012/wordml" xmlns:w16cex="http://schemas.microsoft.com/office/word/2018/wordml/cex" xmlns:w16cid="http://schemas.microsoft.com/office/word/2016/wordml/cid" xmlns:w16="http://schemas.microsoft.com/office/word/2018/wordml" xmlns:w16sdtdh="http://schemas.microsoft.com/office/word/2020/wordml/sdtdatahash" xmlns:w16se="http://schemas.microsoft.com/office/word/2015/wordml/symex" xmlns:wpg="http://schemas.microsoft.com/office/word/2010/wordprocessingGroup" xmlns:wpi="http://schemas.microsoft.com/office/word/2010/wordprocessingInk" xmlns:wne="http://schemas.microsoft.com/office/word/2006/wordml" xmlns:wps="http://schemas.microsoft.com/office/word/2010/wordprocessingShape" mc:Ignorable="w14 w15 w16se w16cid w16 w16cex w16sdtdh wp14">
   <w:footnote w:type="separator" w:id="-1">
@@ -5701,6 +5542,16 @@
 </file>
 
 <file path=word/header1.xml><?xml version="1.0" encoding="utf-8"?>
+<w:hdr xmlns:wpc="http://schemas.microsoft.com/office/word/2010/wordprocessingCanvas" xmlns:cx="http://schemas.microsoft.com/office/drawing/2014/chartex" xmlns:cx1="http://schemas.microsoft.com/office/drawing/2015/9/8/chartex" xmlns:cx2="http://schemas.microsoft.com/office/drawing/2015/10/21/chartex" xmlns:cx3="http://schemas.microsoft.com/office/drawing/2016/5/9/chartex" xmlns:cx4="http://schemas.microsoft.com/office/drawing/2016/5/10/chartex" xmlns:cx5="http://schemas.microsoft.com/office/drawing/2016/5/11/chartex" xmlns:cx6="http://schemas.microsoft.com/office/drawing/2016/5/12/chartex" xmlns:cx7="http://schemas.microsoft.com/office/drawing/2016/5/13/chartex" xmlns:cx8="http://schemas.microsoft.com/office/drawing/2016/5/14/chartex" xmlns:mc="http://schemas.openxmlformats.org/markup-compatibility/2006" xmlns:aink="http://schemas.microsoft.com/office/drawing/2016/ink" xmlns:am3d="http://schemas.microsoft.com/office/drawing/2017/model3d" xmlns:o="urn:schemas-microsoft-com:office:office" xmlns:r="http://schemas.openxmlformats.org/officeDocument/2006/relationships" xmlns:m="http://schemas.openxmlformats.org/officeDocument/2006/math" xmlns:v="urn:schemas-microsoft-com:vml" xmlns:wp14="http://schemas.microsoft.com/office/word/2010/wordprocessingDrawing" xmlns:wp="http://schemas.openxmlformats.org/drawingml/2006/wordprocessingDrawing" xmlns:w10="urn:schemas-microsoft-com:office:word" xmlns:w="http://schemas.openxmlformats.org/wordprocessingml/2006/main" xmlns:w14="http://schemas.microsoft.com/office/word/2010/wordml" xmlns:w15="http://schemas.microsoft.com/office/word/2012/wordml" xmlns:w16cex="http://schemas.microsoft.com/office/word/2018/wordml/cex" xmlns:w16cid="http://schemas.microsoft.com/office/word/2016/wordml/cid" xmlns:w16="http://schemas.microsoft.com/office/word/2018/wordml" xmlns:w16sdtdh="http://schemas.microsoft.com/office/word/2020/wordml/sdtdatahash" xmlns:w16se="http://schemas.microsoft.com/office/word/2015/wordml/symex" xmlns:wpg="http://schemas.microsoft.com/office/word/2010/wordprocessingGroup" xmlns:wpi="http://schemas.microsoft.com/office/word/2010/wordprocessingInk" xmlns:wne="http://schemas.microsoft.com/office/word/2006/wordml" xmlns:wps="http://schemas.microsoft.com/office/word/2010/wordprocessingShape" mc:Ignorable="w14 w15 w16se w16cid w16 w16cex w16sdtdh wp14">
+  <w:p>
+    <w:pPr>
+      <w:pStyle w:val="Header"/>
+    </w:pPr>
+  </w:p>
+</w:hdr>
+</file>
+
+<file path=word/header2.xml><?xml version="1.0" encoding="utf-8"?>
 <w:hdr xmlns:wpc="http://schemas.microsoft.com/office/word/2010/wordprocessingCanvas" xmlns:cx="http://schemas.microsoft.com/office/drawing/2014/chartex" xmlns:cx1="http://schemas.microsoft.com/office/drawing/2015/9/8/chartex" xmlns:cx2="http://schemas.microsoft.com/office/drawing/2015/10/21/chartex" xmlns:cx3="http://schemas.microsoft.com/office/drawing/2016/5/9/chartex" xmlns:cx4="http://schemas.microsoft.com/office/drawing/2016/5/10/chartex" xmlns:cx5="http://schemas.microsoft.com/office/drawing/2016/5/11/chartex" xmlns:cx6="http://schemas.microsoft.com/office/drawing/2016/5/12/chartex" xmlns:cx7="http://schemas.microsoft.com/office/drawing/2016/5/13/chartex" xmlns:cx8="http://schemas.microsoft.com/office/drawing/2016/5/14/chartex" xmlns:mc="http://schemas.openxmlformats.org/markup-compatibility/2006" xmlns:aink="http://schemas.microsoft.com/office/drawing/2016/ink" xmlns:am3d="http://schemas.microsoft.com/office/drawing/2017/model3d" xmlns:o="urn:schemas-microsoft-com:office:office" xmlns:r="http://schemas.openxmlformats.org/officeDocument/2006/relationships" xmlns:m="http://schemas.openxmlformats.org/officeDocument/2006/math" xmlns:v="urn:schemas-microsoft-com:vml" xmlns:wp14="http://schemas.microsoft.com/office/word/2010/wordprocessingDrawing" xmlns:wp="http://schemas.openxmlformats.org/drawingml/2006/wordprocessingDrawing" xmlns:w10="urn:schemas-microsoft-com:office:word" xmlns:w="http://schemas.openxmlformats.org/wordprocessingml/2006/main" xmlns:w14="http://schemas.microsoft.com/office/word/2010/wordml" xmlns:w15="http://schemas.microsoft.com/office/word/2012/wordml" xmlns:w16cex="http://schemas.microsoft.com/office/word/2018/wordml/cex" xmlns:w16cid="http://schemas.microsoft.com/office/word/2016/wordml/cid" xmlns:w16="http://schemas.microsoft.com/office/word/2018/wordml" xmlns:w16sdtdh="http://schemas.microsoft.com/office/word/2020/wordml/sdtdatahash" xmlns:w16se="http://schemas.microsoft.com/office/word/2015/wordml/symex" xmlns:wpg="http://schemas.microsoft.com/office/word/2010/wordprocessingGroup" xmlns:wpi="http://schemas.microsoft.com/office/word/2010/wordprocessingInk" xmlns:wne="http://schemas.microsoft.com/office/word/2006/wordml" xmlns:wps="http://schemas.microsoft.com/office/word/2010/wordprocessingShape" mc:Ignorable="w14 w15 w16se w16cid w16 w16cex w16sdtdh wp14">
   <w:p>
     <w:pPr>
@@ -5769,6 +5620,16 @@
         </wp:anchor>
       </w:drawing>
     </w:r>
+  </w:p>
+</w:hdr>
+</file>
+
+<file path=word/header3.xml><?xml version="1.0" encoding="utf-8"?>
+<w:hdr xmlns:wpc="http://schemas.microsoft.com/office/word/2010/wordprocessingCanvas" xmlns:cx="http://schemas.microsoft.com/office/drawing/2014/chartex" xmlns:cx1="http://schemas.microsoft.com/office/drawing/2015/9/8/chartex" xmlns:cx2="http://schemas.microsoft.com/office/drawing/2015/10/21/chartex" xmlns:cx3="http://schemas.microsoft.com/office/drawing/2016/5/9/chartex" xmlns:cx4="http://schemas.microsoft.com/office/drawing/2016/5/10/chartex" xmlns:cx5="http://schemas.microsoft.com/office/drawing/2016/5/11/chartex" xmlns:cx6="http://schemas.microsoft.com/office/drawing/2016/5/12/chartex" xmlns:cx7="http://schemas.microsoft.com/office/drawing/2016/5/13/chartex" xmlns:cx8="http://schemas.microsoft.com/office/drawing/2016/5/14/chartex" xmlns:mc="http://schemas.openxmlformats.org/markup-compatibility/2006" xmlns:aink="http://schemas.microsoft.com/office/drawing/2016/ink" xmlns:am3d="http://schemas.microsoft.com/office/drawing/2017/model3d" xmlns:o="urn:schemas-microsoft-com:office:office" xmlns:r="http://schemas.openxmlformats.org/officeDocument/2006/relationships" xmlns:m="http://schemas.openxmlformats.org/officeDocument/2006/math" xmlns:v="urn:schemas-microsoft-com:vml" xmlns:wp14="http://schemas.microsoft.com/office/word/2010/wordprocessingDrawing" xmlns:wp="http://schemas.openxmlformats.org/drawingml/2006/wordprocessingDrawing" xmlns:w10="urn:schemas-microsoft-com:office:word" xmlns:w="http://schemas.openxmlformats.org/wordprocessingml/2006/main" xmlns:w14="http://schemas.microsoft.com/office/word/2010/wordml" xmlns:w15="http://schemas.microsoft.com/office/word/2012/wordml" xmlns:w16cex="http://schemas.microsoft.com/office/word/2018/wordml/cex" xmlns:w16cid="http://schemas.microsoft.com/office/word/2016/wordml/cid" xmlns:w16="http://schemas.microsoft.com/office/word/2018/wordml" xmlns:w16sdtdh="http://schemas.microsoft.com/office/word/2020/wordml/sdtdatahash" xmlns:w16se="http://schemas.microsoft.com/office/word/2015/wordml/symex" xmlns:wpg="http://schemas.microsoft.com/office/word/2010/wordprocessingGroup" xmlns:wpi="http://schemas.microsoft.com/office/word/2010/wordprocessingInk" xmlns:wne="http://schemas.microsoft.com/office/word/2006/wordml" xmlns:wps="http://schemas.microsoft.com/office/word/2010/wordprocessingShape" mc:Ignorable="w14 w15 w16se w16cid w16 w16cex w16sdtdh wp14">
+  <w:p>
+    <w:pPr>
+      <w:pStyle w:val="Header"/>
+    </w:pPr>
   </w:p>
 </w:hdr>
 </file>
@@ -6556,7 +6417,6 @@
     <w:name w:val="Normal (Web)"/>
     <w:basedOn w:val="Normal"/>
     <w:uiPriority w:val="99"/>
-    <w:semiHidden/>
     <w:unhideWhenUsed/>
     <w:rsid w:val="007D5C34"/>
     <w:pPr>

--- a/templates/template_report_kalibrasi_besland.docx
+++ b/templates/template_report_kalibrasi_besland.docx
@@ -4294,6 +4294,7 @@
           <w:sz w:val="24"/>
           <w:szCs w:val="24"/>
         </w:rPr>
+        <w:lastRenderedPageBreak/>
         <w:br w:type="page"/>
       </w:r>
     </w:p>
@@ -5365,61 +5366,7 @@
         <w:sz w:val="20"/>
         <w:szCs w:val="20"/>
       </w:rPr>
-      <w:t>KANTOR</w:t>
-    </w:r>
-    <w:r>
-      <w:rPr>
-        <w:rStyle w:val="apple-tab-span"/>
-        <w:color w:val="000000"/>
-        <w:sz w:val="20"/>
-        <w:szCs w:val="20"/>
-      </w:rPr>
-      <w:tab/>
-    </w:r>
-    <w:r>
-      <w:rPr>
-        <w:rStyle w:val="apple-tab-span"/>
-        <w:color w:val="000000"/>
-        <w:sz w:val="20"/>
-        <w:szCs w:val="20"/>
-      </w:rPr>
-      <w:tab/>
-    </w:r>
-    <w:r>
-      <w:rPr>
-        <w:rStyle w:val="apple-tab-span"/>
-        <w:color w:val="000000"/>
-        <w:sz w:val="20"/>
-        <w:szCs w:val="20"/>
-      </w:rPr>
-      <w:tab/>
-    </w:r>
-    <w:r>
-      <w:rPr>
-        <w:rStyle w:val="apple-tab-span"/>
-        <w:color w:val="000000"/>
-        <w:sz w:val="20"/>
-        <w:szCs w:val="20"/>
-      </w:rPr>
-      <w:tab/>
-    </w:r>
-    <w:r>
-      <w:rPr>
-        <w:rStyle w:val="apple-tab-span"/>
-        <w:color w:val="000000"/>
-        <w:sz w:val="20"/>
-        <w:szCs w:val="20"/>
-      </w:rPr>
-      <w:tab/>
-    </w:r>
-    <w:r>
-      <w:rPr>
-        <w:rStyle w:val="apple-tab-span"/>
-        <w:color w:val="000000"/>
-        <w:sz w:val="20"/>
-        <w:szCs w:val="20"/>
-      </w:rPr>
-      <w:tab/>
+      <w:t>Jl. Jakarta No.24, Kebonwaru, Batununggal</w:t>
     </w:r>
   </w:p>
   <w:p>
@@ -5433,34 +5380,89 @@
         <w:sz w:val="20"/>
         <w:szCs w:val="20"/>
       </w:rPr>
-      <w:t>Jl. Jakarta No. 24, Bandung 40272</w:t>
+      <w:t>Kota Bandung 40272</w:t>
     </w:r>
+  </w:p>
+  <w:p>
+    <w:pPr>
+      <w:pStyle w:val="NormalWeb"/>
+      <w:spacing w:before="0" w:beforeAutospacing="0" w:after="0" w:afterAutospacing="0"/>
+    </w:pPr>
     <w:r>
       <w:rPr>
-        <w:rStyle w:val="apple-tab-span"/>
         <w:color w:val="000000"/>
         <w:sz w:val="20"/>
         <w:szCs w:val="20"/>
       </w:rPr>
-      <w:tab/>
+      <w:t xml:space="preserve">Email: </w:t>
     </w:r>
+    <w:hyperlink r:id="rId2" w:history="1">
+      <w:r>
+        <w:rPr>
+          <w:rStyle w:val="Hyperlink"/>
+          <w:color w:val="000000"/>
+          <w:sz w:val="20"/>
+          <w:szCs w:val="20"/>
+        </w:rPr>
+        <w:t>info@getsensync.com</w:t>
+      </w:r>
+      <w:r>
+        <w:rPr>
+          <w:rStyle w:val="apple-tab-span"/>
+          <w:color w:val="000000"/>
+          <w:sz w:val="20"/>
+          <w:szCs w:val="20"/>
+        </w:rPr>
+        <w:tab/>
+      </w:r>
+      <w:r>
+        <w:rPr>
+          <w:rStyle w:val="apple-tab-span"/>
+          <w:color w:val="000000"/>
+          <w:sz w:val="20"/>
+          <w:szCs w:val="20"/>
+        </w:rPr>
+        <w:tab/>
+      </w:r>
+      <w:r>
+        <w:rPr>
+          <w:rStyle w:val="apple-tab-span"/>
+          <w:color w:val="000000"/>
+          <w:sz w:val="20"/>
+          <w:szCs w:val="20"/>
+        </w:rPr>
+        <w:tab/>
+      </w:r>
+    </w:hyperlink>
+  </w:p>
+  <w:p>
+    <w:pPr>
+      <w:pStyle w:val="NormalWeb"/>
+      <w:spacing w:before="0" w:beforeAutospacing="0" w:after="0" w:afterAutospacing="0"/>
+    </w:pPr>
     <w:r>
       <w:rPr>
-        <w:rStyle w:val="apple-tab-span"/>
         <w:color w:val="000000"/>
         <w:sz w:val="20"/>
         <w:szCs w:val="20"/>
       </w:rPr>
-      <w:tab/>
+      <w:t>http</w:t>
     </w:r>
     <w:r>
       <w:rPr>
-        <w:rStyle w:val="apple-tab-span"/>
         <w:color w:val="000000"/>
         <w:sz w:val="20"/>
         <w:szCs w:val="20"/>
       </w:rPr>
-      <w:tab/>
+      <w:t>s</w:t>
+    </w:r>
+    <w:r>
+      <w:rPr>
+        <w:color w:val="000000"/>
+        <w:sz w:val="20"/>
+        <w:szCs w:val="20"/>
+      </w:rPr>
+      <w:t>://www.getsensync.com</w:t>
     </w:r>
   </w:p>
   <w:p>
@@ -5473,15 +5475,6 @@
         <w:szCs w:val="20"/>
       </w:rPr>
     </w:pPr>
-    <w:r>
-      <w:rPr>
-        <w:color w:val="000000"/>
-        <w:sz w:val="20"/>
-        <w:szCs w:val="20"/>
-        <w:lang w:val="id-ID"/>
-      </w:rPr>
-      <w:t>www.getsensync.com</w:t>
-    </w:r>
     <w:r>
       <w:rPr>
         <w:rStyle w:val="apple-tab-span"/>
